--- a/Siddhi-Differentiators.docx
+++ b/Siddhi-Differentiators.docx
@@ -10,7 +10,7 @@
         <w:rPr>
           <w:color w:val="184F95"/>
         </w:rPr>
-        <w:t>DRISHTI</w:t>
+        <w:t>SIDDHI</w:t>
       </w:r>
     </w:p>
     <w:p>
@@ -64,7 +64,7 @@
           <w:color w:val="184F95"/>
           <w:sz w:val="21"/>
         </w:rPr>
-        <w:t>“Every other system in this space answers “what happened?” Drishti answers “who is fixing it, and is it fixed yet?” — Day 1 evening instead of Day 4. ~35 cases instead of ~600.”</w:t>
+        <w:t>“Every other system in this space answers “what happened?” Siddhi answers “who is fixing it, and is it fixed yet?” — Day 1 evening instead of Day 4. ~35 cases instead of ~600.”</w:t>
       </w:r>
     </w:p>
     <w:p>
@@ -746,7 +746,7 @@
                 <w:i/>
                 <w:sz w:val="19"/>
               </w:rPr>
-              <w:t>“Clinical software fails when it gets in the way. Nothing in Drishti gates care.”</w:t>
+              <w:t>“Clinical software fails when it gets in the way. Nothing in Siddhi gates care.”</w:t>
             </w:r>
           </w:p>
         </w:tc>
@@ -830,7 +830,7 @@
                 <w:i/>
                 <w:sz w:val="19"/>
               </w:rPr>
-              <w:t>“This is not localhost. It has been running at drishti.akhileshnagargoje.in since before the event.”</w:t>
+              <w:t>“This is not localhost. It has been running at siddhi.akhileshnagargoje.in since before the event.”</w:t>
             </w:r>
           </w:p>
         </w:tc>
